--- a/Exercise 3 - Ring All-Reduce - RDMA.docx
+++ b/Exercise 3 - Ring All-Reduce - RDMA.docx
@@ -1,13 +1,21 @@
 
 <file path=word/document.xml><?xml version="1.0" encoding="utf-8"?>
-<w:document xmlns:wpc="http://schemas.microsoft.com/office/word/2010/wordprocessingCanvas" xmlns:cx="http://schemas.microsoft.com/office/drawing/2014/chartex" xmlns:cx1="http://schemas.microsoft.com/office/drawing/2015/9/8/chartex" xmlns:cx2="http://schemas.microsoft.com/office/drawing/2015/10/21/chartex" xmlns:cx3="http://schemas.microsoft.com/office/drawing/2016/5/9/chartex" xmlns:cx4="http://schemas.microsoft.com/office/drawing/2016/5/10/chartex" xmlns:cx5="http://schemas.microsoft.com/office/drawing/2016/5/11/chartex" xmlns:cx6="http://schemas.microsoft.com/office/drawing/2016/5/12/chartex" xmlns:cx7="http://schemas.microsoft.com/office/drawing/2016/5/13/chartex" xmlns:cx8="http://schemas.microsoft.com/office/drawing/2016/5/14/chartex" xmlns:mc="http://schemas.openxmlformats.org/markup-compatibility/2006" xmlns:aink="http://schemas.microsoft.com/office/drawing/2016/ink" xmlns:am3d="http://schemas.microsoft.com/office/drawing/2017/model3d" xmlns:o="urn:schemas-microsoft-com:office:office" xmlns:oel="http://schemas.microsoft.com/office/2019/extlst" xmlns:r="http://schemas.openxmlformats.org/officeDocument/2006/relationships" xmlns:m="http://schemas.openxmlformats.org/officeDocument/2006/math" xmlns:v="urn:schemas-microsoft-com:vml" xmlns:wp14="http://schemas.microsoft.com/office/word/2010/wordprocessingDrawing" xmlns:wp="http://schemas.openxmlformats.org/drawingml/2006/wordprocessingDrawing" xmlns:w10="urn:schemas-microsoft-com:office:word" xmlns:w="http://schemas.openxmlformats.org/wordprocessingml/2006/main" xmlns:w14="http://schemas.microsoft.com/office/word/2010/wordml" xmlns:w15="http://schemas.microsoft.com/office/word/2012/wordml" xmlns:w16cex="http://schemas.microsoft.com/office/word/2018/wordml/cex" xmlns:w16cid="http://schemas.microsoft.com/office/word/2016/wordml/cid" xmlns:w16="http://schemas.microsoft.com/office/word/2018/wordml" xmlns:w16du="http://schemas.microsoft.com/office/word/2023/wordml/word16du" xmlns:w16sdtdh="http://schemas.microsoft.com/office/word/2020/wordml/sdtdatahash" xmlns:w16sdtfl="http://schemas.microsoft.com/office/word/2024/wordml/sdtformatlock" xmlns:w16se="http://schemas.microsoft.com/office/word/2015/wordml/symex" xmlns:wpg="http://schemas.microsoft.com/office/word/2010/wordprocessingGroup" xmlns:wpi="http://schemas.microsoft.com/office/word/2010/wordprocessingInk" xmlns:wne="http://schemas.microsoft.com/office/word/2006/wordml" xmlns:wps="http://schemas.microsoft.com/office/word/2010/wordprocessingShape" mc:Ignorable="w14 w15 w16se w16cid w16 w16cex w16sdtdh w16sdtfl w16du wp14">
+<w:document xmlns:wpc="http://schemas.microsoft.com/office/word/2010/wordprocessingCanvas" xmlns:cx="http://schemas.microsoft.com/office/drawing/2014/chartex" xmlns:cx1="http://schemas.microsoft.com/office/drawing/2015/9/8/chartex" xmlns:cx2="http://schemas.microsoft.com/office/drawing/2015/10/21/chartex" xmlns:cx3="http://schemas.microsoft.com/office/drawing/2016/5/9/chartex" xmlns:cx4="http://schemas.microsoft.com/office/drawing/2016/5/10/chartex" xmlns:cx5="http://schemas.microsoft.com/office/drawing/2016/5/11/chartex" xmlns:cx6="http://schemas.microsoft.com/office/drawing/2016/5/12/chartex" xmlns:cx7="http://schemas.microsoft.com/office/drawing/2016/5/13/chartex" xmlns:cx8="http://schemas.microsoft.com/office/drawing/2016/5/14/chartex" xmlns:mc="http://schemas.openxmlformats.org/markup-compatibility/2006" xmlns:aink="http://schemas.microsoft.com/office/drawing/2016/ink" xmlns:am3d="http://schemas.microsoft.com/office/drawing/2017/model3d" xmlns:o="urn:schemas-microsoft-com:office:office" xmlns:r="http://schemas.openxmlformats.org/officeDocument/2006/relationships" xmlns:m="http://schemas.openxmlformats.org/officeDocument/2006/math" xmlns:v="urn:schemas-microsoft-com:vml" xmlns:wp14="http://schemas.microsoft.com/office/word/2010/wordprocessingDrawing" xmlns:wp="http://schemas.openxmlformats.org/drawingml/2006/wordprocessingDrawing" xmlns:w10="urn:schemas-microsoft-com:office:word" xmlns:w="http://schemas.openxmlformats.org/wordprocessingml/2006/main" xmlns:w14="http://schemas.microsoft.com/office/word/2010/wordml" xmlns:w15="http://schemas.microsoft.com/office/word/2012/wordml" xmlns:w16cid="http://schemas.microsoft.com/office/word/2016/wordml/cid" xmlns:w16se="http://schemas.microsoft.com/office/word/2015/wordml/symex" xmlns:wpg="http://schemas.microsoft.com/office/word/2010/wordprocessingGroup" xmlns:wpi="http://schemas.microsoft.com/office/word/2010/wordprocessingInk" xmlns:wne="http://schemas.microsoft.com/office/word/2006/wordml" xmlns:wps="http://schemas.microsoft.com/office/word/2010/wordprocessingShape" mc:Ignorable="w14 w15 w16se w16cid wp14">
   <w:body>
     <w:p>
       <w:pPr>
         <w:pStyle w:val="Title"/>
       </w:pPr>
-      <w:r>
-        <w:t>Exercise #</w:t>
+      <w:proofErr w:type="spellStart"/>
+      <w:r>
+        <w:t>z</w:t>
+      </w:r>
+      <w:r>
+        <w:t>Exercise</w:t>
+      </w:r>
+      <w:proofErr w:type="spellEnd"/>
+      <w:r>
+        <w:t xml:space="preserve"> #</w:t>
       </w:r>
       <w:r>
         <w:t>3</w:t>
@@ -355,14 +363,12 @@
         <w:t>pg_handle</w:t>
       </w:r>
       <w:proofErr w:type="spellEnd"/>
-      <w:proofErr w:type="gramStart"/>
       <w:r>
         <w:rPr>
           <w:rFonts w:ascii="Courier New" w:hAnsi="Courier New" w:cs="Courier New"/>
         </w:rPr>
         <w:t>);</w:t>
       </w:r>
-      <w:proofErr w:type="gramEnd"/>
     </w:p>
     <w:p>
       <w:pPr>
@@ -477,15 +483,7 @@
       </w:r>
       <w:proofErr w:type="spellEnd"/>
       <w:r>
-        <w:t xml:space="preserve"> is a </w:t>
-      </w:r>
-      <w:proofErr w:type="gramStart"/>
-      <w:r>
-        <w:t>struct</w:t>
-      </w:r>
-      <w:proofErr w:type="gramEnd"/>
-      <w:r>
-        <w:t xml:space="preserve"> you define</w:t>
+        <w:t xml:space="preserve"> is a struct you define</w:t>
       </w:r>
       <w:r>
         <w:t>,</w:t>
@@ -673,6 +671,8 @@
         </w:rPr>
         <w:t>&lt;</w:t>
       </w:r>
+      <w:bookmarkStart w:id="0" w:name="_GoBack"/>
+      <w:bookmarkEnd w:id="0"/>
       <w:r>
         <w:rPr>
           <w:rFonts w:ascii="Times New Roman" w:eastAsia="Times New Roman" w:hAnsi="Times New Roman" w:cs="Times New Roman"/>
@@ -727,16 +727,7 @@
           <w:szCs w:val="24"/>
           <w:lang w:val="en-IL" w:eastAsia="en-IL"/>
         </w:rPr>
-        <w:t xml:space="preserve"> 01 -list </w:t>
-      </w:r>
-      <w:r>
-        <w:rPr>
-          <w:rFonts w:ascii="Times New Roman" w:eastAsia="Times New Roman" w:hAnsi="Times New Roman" w:cs="Times New Roman"/>
-          <w:sz w:val="24"/>
-          <w:szCs w:val="24"/>
-          <w:lang w:val="en-IL" w:eastAsia="en-IL"/>
-        </w:rPr>
-        <w:t>mlxstud01</w:t>
+        <w:t xml:space="preserve"> 01 -list mlxstud01</w:t>
       </w:r>
       <w:r>
         <w:rPr>
@@ -754,43 +745,7 @@
           <w:szCs w:val="24"/>
           <w:lang w:val="en-IL" w:eastAsia="en-IL"/>
         </w:rPr>
-        <w:t>mlxstud02</w:t>
-      </w:r>
-      <w:r>
-        <w:rPr>
-          <w:rFonts w:ascii="Times New Roman" w:eastAsia="Times New Roman" w:hAnsi="Times New Roman" w:cs="Times New Roman"/>
-          <w:sz w:val="24"/>
-          <w:szCs w:val="24"/>
-          <w:lang w:val="en-IL" w:eastAsia="en-IL"/>
-        </w:rPr>
-        <w:t xml:space="preserve"> </w:t>
-      </w:r>
-      <w:r>
-        <w:rPr>
-          <w:rFonts w:ascii="Times New Roman" w:eastAsia="Times New Roman" w:hAnsi="Times New Roman" w:cs="Times New Roman"/>
-          <w:sz w:val="24"/>
-          <w:szCs w:val="24"/>
-          <w:lang w:val="en-IL" w:eastAsia="en-IL"/>
-        </w:rPr>
-        <w:t>mlxstud03</w:t>
-      </w:r>
-      <w:r>
-        <w:rPr>
-          <w:rFonts w:ascii="Times New Roman" w:eastAsia="Times New Roman" w:hAnsi="Times New Roman" w:cs="Times New Roman"/>
-          <w:sz w:val="24"/>
-          <w:szCs w:val="24"/>
-          <w:lang w:val="en-IL" w:eastAsia="en-IL"/>
-        </w:rPr>
-        <w:t xml:space="preserve"> </w:t>
-      </w:r>
-      <w:r>
-        <w:rPr>
-          <w:rFonts w:ascii="Times New Roman" w:eastAsia="Times New Roman" w:hAnsi="Times New Roman" w:cs="Times New Roman"/>
-          <w:sz w:val="24"/>
-          <w:szCs w:val="24"/>
-          <w:lang w:val="en-IL" w:eastAsia="en-IL"/>
-        </w:rPr>
-        <w:t>mlxstud04</w:t>
+        <w:t>mlxstud02 mlxstud03 mlxstud04</w:t>
       </w:r>
     </w:p>
     <w:p>
@@ -813,25 +768,7 @@
           <w:szCs w:val="24"/>
           <w:lang w:val="en-IL" w:eastAsia="en-IL"/>
         </w:rPr>
-        <w:t>&lt;mlxstud0</w:t>
-      </w:r>
-      <w:r>
-        <w:rPr>
-          <w:rFonts w:ascii="Times New Roman" w:eastAsia="Times New Roman" w:hAnsi="Times New Roman" w:cs="Times New Roman"/>
-          <w:sz w:val="24"/>
-          <w:szCs w:val="24"/>
-          <w:lang w:val="en-IL" w:eastAsia="en-IL"/>
-        </w:rPr>
-        <w:t>2</w:t>
-      </w:r>
-      <w:r>
-        <w:rPr>
-          <w:rFonts w:ascii="Times New Roman" w:eastAsia="Times New Roman" w:hAnsi="Times New Roman" w:cs="Times New Roman"/>
-          <w:sz w:val="24"/>
-          <w:szCs w:val="24"/>
-          <w:lang w:val="en-IL" w:eastAsia="en-IL"/>
-        </w:rPr>
-        <w:t>&gt;</w:t>
+        <w:t>&lt;mlxstud02&gt;</w:t>
       </w:r>
       <w:r>
         <w:rPr>
@@ -869,25 +806,7 @@
           <w:szCs w:val="24"/>
           <w:lang w:val="en-IL" w:eastAsia="en-IL"/>
         </w:rPr>
-        <w:t xml:space="preserve"> 0</w:t>
-      </w:r>
-      <w:r>
-        <w:rPr>
-          <w:rFonts w:ascii="Times New Roman" w:eastAsia="Times New Roman" w:hAnsi="Times New Roman" w:cs="Times New Roman"/>
-          <w:sz w:val="24"/>
-          <w:szCs w:val="24"/>
-          <w:lang w:val="en-IL" w:eastAsia="en-IL"/>
-        </w:rPr>
-        <w:t>2</w:t>
-      </w:r>
-      <w:r>
-        <w:rPr>
-          <w:rFonts w:ascii="Times New Roman" w:eastAsia="Times New Roman" w:hAnsi="Times New Roman" w:cs="Times New Roman"/>
-          <w:sz w:val="24"/>
-          <w:szCs w:val="24"/>
-          <w:lang w:val="en-IL" w:eastAsia="en-IL"/>
-        </w:rPr>
-        <w:t xml:space="preserve"> -list mlxstud01</w:t>
+        <w:t xml:space="preserve"> 02 -list mlxstud01</w:t>
       </w:r>
       <w:r>
         <w:rPr>
@@ -925,43 +844,16 @@
           <w:szCs w:val="24"/>
           <w:lang w:val="en-IL" w:eastAsia="en-IL"/>
         </w:rPr>
-        <w:t>&lt;mlxstud0</w:t>
-      </w:r>
-      <w:r>
-        <w:rPr>
-          <w:rFonts w:ascii="Times New Roman" w:eastAsia="Times New Roman" w:hAnsi="Times New Roman" w:cs="Times New Roman"/>
-          <w:sz w:val="24"/>
-          <w:szCs w:val="24"/>
-          <w:lang w:val="en-IL" w:eastAsia="en-IL"/>
-        </w:rPr>
-        <w:t>3</w:t>
-      </w:r>
-      <w:r>
-        <w:rPr>
-          <w:rFonts w:ascii="Times New Roman" w:eastAsia="Times New Roman" w:hAnsi="Times New Roman" w:cs="Times New Roman"/>
-          <w:sz w:val="24"/>
-          <w:szCs w:val="24"/>
-          <w:lang w:val="en-IL" w:eastAsia="en-IL"/>
-        </w:rPr>
-        <w:t>&gt;</w:t>
-      </w:r>
-      <w:r>
-        <w:rPr>
-          <w:rFonts w:ascii="Times New Roman" w:eastAsia="Times New Roman" w:hAnsi="Times New Roman" w:cs="Times New Roman"/>
-          <w:sz w:val="24"/>
-          <w:szCs w:val="24"/>
-          <w:lang w:val="en-IL" w:eastAsia="en-IL"/>
-        </w:rPr>
-        <w:t xml:space="preserve"> </w:t>
-      </w:r>
-      <w:r>
-        <w:rPr>
-          <w:rFonts w:ascii="Times New Roman" w:eastAsia="Times New Roman" w:hAnsi="Times New Roman" w:cs="Times New Roman"/>
-          <w:sz w:val="24"/>
-          <w:szCs w:val="24"/>
-          <w:lang w:val="en-IL" w:eastAsia="en-IL"/>
-        </w:rPr>
-        <w:t>test -</w:t>
+        <w:t>&lt;mlxstud03&gt;</w:t>
+      </w:r>
+      <w:r>
+        <w:rPr>
+          <w:rFonts w:ascii="Times New Roman" w:eastAsia="Times New Roman" w:hAnsi="Times New Roman" w:cs="Times New Roman"/>
+          <w:sz w:val="24"/>
+          <w:szCs w:val="24"/>
+          <w:lang w:val="en-IL" w:eastAsia="en-IL"/>
+        </w:rPr>
+        <w:t xml:space="preserve"> test -</w:t>
       </w:r>
       <w:proofErr w:type="spellStart"/>
       <w:r>
@@ -981,25 +873,7 @@
           <w:szCs w:val="24"/>
           <w:lang w:val="en-IL" w:eastAsia="en-IL"/>
         </w:rPr>
-        <w:t xml:space="preserve"> 0</w:t>
-      </w:r>
-      <w:r>
-        <w:rPr>
-          <w:rFonts w:ascii="Times New Roman" w:eastAsia="Times New Roman" w:hAnsi="Times New Roman" w:cs="Times New Roman"/>
-          <w:sz w:val="24"/>
-          <w:szCs w:val="24"/>
-          <w:lang w:val="en-IL" w:eastAsia="en-IL"/>
-        </w:rPr>
-        <w:t>3</w:t>
-      </w:r>
-      <w:r>
-        <w:rPr>
-          <w:rFonts w:ascii="Times New Roman" w:eastAsia="Times New Roman" w:hAnsi="Times New Roman" w:cs="Times New Roman"/>
-          <w:sz w:val="24"/>
-          <w:szCs w:val="24"/>
-          <w:lang w:val="en-IL" w:eastAsia="en-IL"/>
-        </w:rPr>
-        <w:t xml:space="preserve"> -list mlxstud01</w:t>
+        <w:t xml:space="preserve"> 03 -list mlxstud01</w:t>
       </w:r>
       <w:r>
         <w:rPr>
@@ -1037,25 +911,7 @@
           <w:szCs w:val="24"/>
           <w:lang w:val="en-IL" w:eastAsia="en-IL"/>
         </w:rPr>
-        <w:t>&lt;mlxstud0</w:t>
-      </w:r>
-      <w:r>
-        <w:rPr>
-          <w:rFonts w:ascii="Times New Roman" w:eastAsia="Times New Roman" w:hAnsi="Times New Roman" w:cs="Times New Roman"/>
-          <w:sz w:val="24"/>
-          <w:szCs w:val="24"/>
-          <w:lang w:val="en-IL" w:eastAsia="en-IL"/>
-        </w:rPr>
-        <w:t>4</w:t>
-      </w:r>
-      <w:r>
-        <w:rPr>
-          <w:rFonts w:ascii="Times New Roman" w:eastAsia="Times New Roman" w:hAnsi="Times New Roman" w:cs="Times New Roman"/>
-          <w:sz w:val="24"/>
-          <w:szCs w:val="24"/>
-          <w:lang w:val="en-IL" w:eastAsia="en-IL"/>
-        </w:rPr>
-        <w:t>&gt;</w:t>
+        <w:t>&lt;mlxstud04&gt;</w:t>
       </w:r>
       <w:r>
         <w:rPr>
@@ -1093,25 +949,7 @@
           <w:szCs w:val="24"/>
           <w:lang w:val="en-IL" w:eastAsia="en-IL"/>
         </w:rPr>
-        <w:t xml:space="preserve"> 0</w:t>
-      </w:r>
-      <w:r>
-        <w:rPr>
-          <w:rFonts w:ascii="Times New Roman" w:eastAsia="Times New Roman" w:hAnsi="Times New Roman" w:cs="Times New Roman"/>
-          <w:sz w:val="24"/>
-          <w:szCs w:val="24"/>
-          <w:lang w:val="en-IL" w:eastAsia="en-IL"/>
-        </w:rPr>
-        <w:t>4</w:t>
-      </w:r>
-      <w:r>
-        <w:rPr>
-          <w:rFonts w:ascii="Times New Roman" w:eastAsia="Times New Roman" w:hAnsi="Times New Roman" w:cs="Times New Roman"/>
-          <w:sz w:val="24"/>
-          <w:szCs w:val="24"/>
-          <w:lang w:val="en-IL" w:eastAsia="en-IL"/>
-        </w:rPr>
-        <w:t xml:space="preserve"> -list mlxstud01</w:t>
+        <w:t xml:space="preserve"> 04 -list mlxstud01</w:t>
       </w:r>
       <w:r>
         <w:rPr>
@@ -1151,7 +989,7 @@
 </file>
 
 <file path=word/numbering.xml><?xml version="1.0" encoding="utf-8"?>
-<w:numbering xmlns:wpc="http://schemas.microsoft.com/office/word/2010/wordprocessingCanvas" xmlns:cx="http://schemas.microsoft.com/office/drawing/2014/chartex" xmlns:cx1="http://schemas.microsoft.com/office/drawing/2015/9/8/chartex" xmlns:cx2="http://schemas.microsoft.com/office/drawing/2015/10/21/chartex" xmlns:cx3="http://schemas.microsoft.com/office/drawing/2016/5/9/chartex" xmlns:cx4="http://schemas.microsoft.com/office/drawing/2016/5/10/chartex" xmlns:cx5="http://schemas.microsoft.com/office/drawing/2016/5/11/chartex" xmlns:cx6="http://schemas.microsoft.com/office/drawing/2016/5/12/chartex" xmlns:cx7="http://schemas.microsoft.com/office/drawing/2016/5/13/chartex" xmlns:cx8="http://schemas.microsoft.com/office/drawing/2016/5/14/chartex" xmlns:mc="http://schemas.openxmlformats.org/markup-compatibility/2006" xmlns:aink="http://schemas.microsoft.com/office/drawing/2016/ink" xmlns:am3d="http://schemas.microsoft.com/office/drawing/2017/model3d" xmlns:o="urn:schemas-microsoft-com:office:office" xmlns:oel="http://schemas.microsoft.com/office/2019/extlst" xmlns:r="http://schemas.openxmlformats.org/officeDocument/2006/relationships" xmlns:m="http://schemas.openxmlformats.org/officeDocument/2006/math" xmlns:v="urn:schemas-microsoft-com:vml" xmlns:wp14="http://schemas.microsoft.com/office/word/2010/wordprocessingDrawing" xmlns:wp="http://schemas.openxmlformats.org/drawingml/2006/wordprocessingDrawing" xmlns:w10="urn:schemas-microsoft-com:office:word" xmlns:w="http://schemas.openxmlformats.org/wordprocessingml/2006/main" xmlns:w14="http://schemas.microsoft.com/office/word/2010/wordml" xmlns:w15="http://schemas.microsoft.com/office/word/2012/wordml" xmlns:w16cex="http://schemas.microsoft.com/office/word/2018/wordml/cex" xmlns:w16cid="http://schemas.microsoft.com/office/word/2016/wordml/cid" xmlns:w16="http://schemas.microsoft.com/office/word/2018/wordml" xmlns:w16du="http://schemas.microsoft.com/office/word/2023/wordml/word16du" xmlns:w16sdtdh="http://schemas.microsoft.com/office/word/2020/wordml/sdtdatahash" xmlns:w16sdtfl="http://schemas.microsoft.com/office/word/2024/wordml/sdtformatlock" xmlns:w16se="http://schemas.microsoft.com/office/word/2015/wordml/symex" xmlns:wpg="http://schemas.microsoft.com/office/word/2010/wordprocessingGroup" xmlns:wpi="http://schemas.microsoft.com/office/word/2010/wordprocessingInk" xmlns:wne="http://schemas.microsoft.com/office/word/2006/wordml" xmlns:wps="http://schemas.microsoft.com/office/word/2010/wordprocessingShape" mc:Ignorable="w14 w15 w16se w16cid w16 w16cex w16sdtdh w16sdtfl w16du wp14">
+<w:numbering xmlns:wpc="http://schemas.microsoft.com/office/word/2010/wordprocessingCanvas" xmlns:cx="http://schemas.microsoft.com/office/drawing/2014/chartex" xmlns:cx1="http://schemas.microsoft.com/office/drawing/2015/9/8/chartex" xmlns:cx2="http://schemas.microsoft.com/office/drawing/2015/10/21/chartex" xmlns:cx3="http://schemas.microsoft.com/office/drawing/2016/5/9/chartex" xmlns:cx4="http://schemas.microsoft.com/office/drawing/2016/5/10/chartex" xmlns:cx5="http://schemas.microsoft.com/office/drawing/2016/5/11/chartex" xmlns:cx6="http://schemas.microsoft.com/office/drawing/2016/5/12/chartex" xmlns:cx7="http://schemas.microsoft.com/office/drawing/2016/5/13/chartex" xmlns:cx8="http://schemas.microsoft.com/office/drawing/2016/5/14/chartex" xmlns:mc="http://schemas.openxmlformats.org/markup-compatibility/2006" xmlns:aink="http://schemas.microsoft.com/office/drawing/2016/ink" xmlns:am3d="http://schemas.microsoft.com/office/drawing/2017/model3d" xmlns:o="urn:schemas-microsoft-com:office:office" xmlns:r="http://schemas.openxmlformats.org/officeDocument/2006/relationships" xmlns:m="http://schemas.openxmlformats.org/officeDocument/2006/math" xmlns:v="urn:schemas-microsoft-com:vml" xmlns:wp14="http://schemas.microsoft.com/office/word/2010/wordprocessingDrawing" xmlns:wp="http://schemas.openxmlformats.org/drawingml/2006/wordprocessingDrawing" xmlns:w10="urn:schemas-microsoft-com:office:word" xmlns:w="http://schemas.openxmlformats.org/wordprocessingml/2006/main" xmlns:w14="http://schemas.microsoft.com/office/word/2010/wordml" xmlns:w15="http://schemas.microsoft.com/office/word/2012/wordml" xmlns:w16cid="http://schemas.microsoft.com/office/word/2016/wordml/cid" xmlns:w16se="http://schemas.microsoft.com/office/word/2015/wordml/symex" xmlns:wpg="http://schemas.microsoft.com/office/word/2010/wordprocessingGroup" xmlns:wpi="http://schemas.microsoft.com/office/word/2010/wordprocessingInk" xmlns:wne="http://schemas.microsoft.com/office/word/2006/wordml" xmlns:wps="http://schemas.microsoft.com/office/word/2010/wordprocessingShape" mc:Ignorable="w14 w15 w16se w16cid wp14">
   <w:abstractNum w:abstractNumId="0" w15:restartNumberingAfterBreak="0">
     <w:nsid w:val="19864C78"/>
     <w:multiLevelType w:val="hybridMultilevel"/>
@@ -2191,44 +2029,44 @@
       </w:pPr>
     </w:lvl>
   </w:abstractNum>
-  <w:num w:numId="1" w16cid:durableId="83651590">
+  <w:num w:numId="1">
     <w:abstractNumId w:val="3"/>
   </w:num>
-  <w:num w:numId="2" w16cid:durableId="245042200">
+  <w:num w:numId="2">
     <w:abstractNumId w:val="0"/>
   </w:num>
-  <w:num w:numId="3" w16cid:durableId="381443846">
+  <w:num w:numId="3">
     <w:abstractNumId w:val="6"/>
   </w:num>
-  <w:num w:numId="4" w16cid:durableId="199778822">
+  <w:num w:numId="4">
     <w:abstractNumId w:val="1"/>
   </w:num>
-  <w:num w:numId="5" w16cid:durableId="1440562319">
+  <w:num w:numId="5">
     <w:abstractNumId w:val="4"/>
   </w:num>
-  <w:num w:numId="6" w16cid:durableId="92093042">
+  <w:num w:numId="6">
     <w:abstractNumId w:val="2"/>
   </w:num>
-  <w:num w:numId="7" w16cid:durableId="1368487798">
+  <w:num w:numId="7">
     <w:abstractNumId w:val="8"/>
   </w:num>
-  <w:num w:numId="8" w16cid:durableId="1910576354">
+  <w:num w:numId="8">
     <w:abstractNumId w:val="7"/>
   </w:num>
-  <w:num w:numId="9" w16cid:durableId="758602368">
+  <w:num w:numId="9">
     <w:abstractNumId w:val="10"/>
   </w:num>
-  <w:num w:numId="10" w16cid:durableId="1371539976">
+  <w:num w:numId="10">
     <w:abstractNumId w:val="5"/>
   </w:num>
-  <w:num w:numId="11" w16cid:durableId="1605267615">
+  <w:num w:numId="11">
     <w:abstractNumId w:val="9"/>
   </w:num>
 </w:numbering>
 </file>
 
 <file path=word/styles.xml><?xml version="1.0" encoding="utf-8"?>
-<w:styles xmlns:mc="http://schemas.openxmlformats.org/markup-compatibility/2006" xmlns:r="http://schemas.openxmlformats.org/officeDocument/2006/relationships" xmlns:w="http://schemas.openxmlformats.org/wordprocessingml/2006/main" xmlns:w14="http://schemas.microsoft.com/office/word/2010/wordml" xmlns:w15="http://schemas.microsoft.com/office/word/2012/wordml" xmlns:w16cex="http://schemas.microsoft.com/office/word/2018/wordml/cex" xmlns:w16cid="http://schemas.microsoft.com/office/word/2016/wordml/cid" xmlns:w16="http://schemas.microsoft.com/office/word/2018/wordml" xmlns:w16du="http://schemas.microsoft.com/office/word/2023/wordml/word16du" xmlns:w16sdtdh="http://schemas.microsoft.com/office/word/2020/wordml/sdtdatahash" xmlns:w16sdtfl="http://schemas.microsoft.com/office/word/2024/wordml/sdtformatlock" xmlns:w16se="http://schemas.microsoft.com/office/word/2015/wordml/symex" mc:Ignorable="w14 w15 w16se w16cid w16 w16cex w16sdtdh w16sdtfl w16du">
+<w:styles xmlns:mc="http://schemas.openxmlformats.org/markup-compatibility/2006" xmlns:r="http://schemas.openxmlformats.org/officeDocument/2006/relationships" xmlns:w="http://schemas.openxmlformats.org/wordprocessingml/2006/main" xmlns:w14="http://schemas.microsoft.com/office/word/2010/wordml" xmlns:w15="http://schemas.microsoft.com/office/word/2012/wordml" xmlns:w16cid="http://schemas.microsoft.com/office/word/2016/wordml/cid" xmlns:w16se="http://schemas.microsoft.com/office/word/2015/wordml/symex" mc:Ignorable="w14 w15 w16se w16cid">
   <w:docDefaults>
     <w:rPrDefault>
       <w:rPr>
@@ -2244,7 +2082,7 @@
       </w:pPr>
     </w:pPrDefault>
   </w:docDefaults>
-  <w:latentStyles w:defLockedState="0" w:defUIPriority="99" w:defSemiHidden="0" w:defUnhideWhenUsed="0" w:defQFormat="0" w:count="376">
+  <w:latentStyles w:defLockedState="0" w:defUIPriority="99" w:defSemiHidden="0" w:defUnhideWhenUsed="0" w:defQFormat="0" w:count="375">
     <w:lsdException w:name="Normal" w:uiPriority="0" w:qFormat="1"/>
     <w:lsdException w:name="heading 1" w:uiPriority="9" w:qFormat="1"/>
     <w:lsdException w:name="heading 2" w:semiHidden="1" w:uiPriority="9" w:unhideWhenUsed="1" w:qFormat="1"/>
@@ -2620,7 +2458,6 @@
     <w:lsdException w:name="Smart Hyperlink" w:semiHidden="1" w:unhideWhenUsed="1"/>
     <w:lsdException w:name="Hashtag" w:semiHidden="1" w:unhideWhenUsed="1"/>
     <w:lsdException w:name="Unresolved Mention" w:semiHidden="1" w:unhideWhenUsed="1"/>
-    <w:lsdException w:name="Smart Link" w:semiHidden="1" w:unhideWhenUsed="1"/>
   </w:latentStyles>
   <w:style w:type="paragraph" w:default="1" w:styleId="Normal">
     <w:name w:val="Normal"/>
@@ -3044,6 +2881,15 @@
 
 <file path=customXml/item1.xml><?xml version="1.0" encoding="utf-8"?>
 <?mso-contentType ?>
+<FormTemplates xmlns="http://schemas.microsoft.com/sharepoint/v3/contenttype/forms">
+  <Display>DocumentLibraryForm</Display>
+  <Edit>DocumentLibraryForm</Edit>
+  <New>DocumentLibraryForm</New>
+</FormTemplates>
+</file>
+
+<file path=customXml/item2.xml><?xml version="1.0" encoding="utf-8"?>
+<?mso-contentType ?>
 <spe:Receivers xmlns:spe="http://schemas.microsoft.com/sharepoint/events">
   <Receiver>
     <Name>Document ID Generator</Name>
@@ -3092,31 +2938,7 @@
 </spe:Receivers>
 </file>
 
-<file path=customXml/item2.xml><?xml version="1.0" encoding="utf-8"?>
-<?mso-contentType ?>
-<FormTemplates xmlns="http://schemas.microsoft.com/sharepoint/v3/contenttype/forms">
-  <Display>DocumentLibraryForm</Display>
-  <Edit>DocumentLibraryForm</Edit>
-  <New>DocumentLibraryForm</New>
-</FormTemplates>
-</file>
-
 <file path=customXml/item3.xml><?xml version="1.0" encoding="utf-8"?>
-<p:properties xmlns:p="http://schemas.microsoft.com/office/2006/metadata/properties" xmlns:xsi="http://www.w3.org/2001/XMLSchema-instance" xmlns:pc="http://schemas.microsoft.com/office/infopath/2007/PartnerControls">
-  <documentManagement>
-    <DOC_x0020_Number xmlns="5026b323-cfea-4c4f-9f52-472613988a00" xsi:nil="true"/>
-    <_dlc_DocIdPersistId xmlns="ee2b10be-b71f-414d-88ac-75beca17c33e" xsi:nil="true"/>
-    <TaxCatchAll xmlns="ee2b10be-b71f-414d-88ac-75beca17c33e"/>
-    <_dlc_DocId xmlns="ee2b10be-b71f-414d-88ac-75beca17c33e">MLNX6-986814799-79</_dlc_DocId>
-    <_dlc_DocIdUrl xmlns="ee2b10be-b71f-414d-88ac-75beca17c33e">
-      <Url>https://mellanox365.sharepoint.com/sites/Architecture/SWArch/_layouts/15/DocIdRedir.aspx?ID=MLNX6-986814799-79</Url>
-      <Description>MLNX6-986814799-79</Description>
-    </_dlc_DocIdUrl>
-  </documentManagement>
-</p:properties>
-</file>
-
-<file path=customXml/item4.xml><?xml version="1.0" encoding="utf-8"?>
 <ct:contentTypeSchema xmlns:ct="http://schemas.microsoft.com/office/2006/metadata/contentType" xmlns:ma="http://schemas.microsoft.com/office/2006/metadata/properties/metaAttributes" ct:_="" ma:_="" ma:contentTypeName="Document" ma:contentTypeID="0x010100C677CBB9D89D5F4AAA211FA6C1EDB55A" ma:contentTypeVersion="21" ma:contentTypeDescription="Create a new document." ma:contentTypeScope="" ma:versionID="a0f06461dfa7bfdf0d34e95e49273999">
   <xsd:schema xmlns:xsd="http://www.w3.org/2001/XMLSchema" xmlns:xs="http://www.w3.org/2001/XMLSchema" xmlns:p="http://schemas.microsoft.com/office/2006/metadata/properties" xmlns:ns2="ee2b10be-b71f-414d-88ac-75beca17c33e" xmlns:ns3="5026b323-cfea-4c4f-9f52-472613988a00" targetNamespace="http://schemas.microsoft.com/office/2006/metadata/properties" ma:root="true" ma:fieldsID="a4b2d9b08bb36a28f2a8af5e33641736" ns2:_="" ns3:_="">
     <xsd:import namespace="ee2b10be-b71f-414d-88ac-75beca17c33e"/>
@@ -3332,7 +3154,30 @@
 </ct:contentTypeSchema>
 </file>
 
+<file path=customXml/item4.xml><?xml version="1.0" encoding="utf-8"?>
+<p:properties xmlns:p="http://schemas.microsoft.com/office/2006/metadata/properties" xmlns:xsi="http://www.w3.org/2001/XMLSchema-instance" xmlns:pc="http://schemas.microsoft.com/office/infopath/2007/PartnerControls">
+  <documentManagement>
+    <DOC_x0020_Number xmlns="5026b323-cfea-4c4f-9f52-472613988a00" xsi:nil="true"/>
+    <_dlc_DocIdPersistId xmlns="ee2b10be-b71f-414d-88ac-75beca17c33e" xsi:nil="true"/>
+    <TaxCatchAll xmlns="ee2b10be-b71f-414d-88ac-75beca17c33e"/>
+    <_dlc_DocId xmlns="ee2b10be-b71f-414d-88ac-75beca17c33e">MLNX6-986814799-79</_dlc_DocId>
+    <_dlc_DocIdUrl xmlns="ee2b10be-b71f-414d-88ac-75beca17c33e">
+      <Url>https://mellanox365.sharepoint.com/sites/Architecture/SWArch/_layouts/15/DocIdRedir.aspx?ID=MLNX6-986814799-79</Url>
+      <Description>MLNX6-986814799-79</Description>
+    </_dlc_DocIdUrl>
+  </documentManagement>
+</p:properties>
+</file>
+
 <file path=customXml/itemProps1.xml><?xml version="1.0" encoding="utf-8"?>
+<ds:datastoreItem xmlns:ds="http://schemas.openxmlformats.org/officeDocument/2006/customXml" ds:itemID="{426BDBE8-ECFA-4AB1-B8A6-59DFF89F6E67}">
+  <ds:schemaRefs>
+    <ds:schemaRef ds:uri="http://schemas.microsoft.com/sharepoint/v3/contenttype/forms"/>
+  </ds:schemaRefs>
+</ds:datastoreItem>
+</file>
+
+<file path=customXml/itemProps2.xml><?xml version="1.0" encoding="utf-8"?>
 <ds:datastoreItem xmlns:ds="http://schemas.openxmlformats.org/officeDocument/2006/customXml" ds:itemID="{59FF09E5-FE9F-4699-A2CB-FA9B8CC2647B}">
   <ds:schemaRefs>
     <ds:schemaRef ds:uri="http://schemas.microsoft.com/sharepoint/events"/>
@@ -3340,26 +3185,7 @@
 </ds:datastoreItem>
 </file>
 
-<file path=customXml/itemProps2.xml><?xml version="1.0" encoding="utf-8"?>
-<ds:datastoreItem xmlns:ds="http://schemas.openxmlformats.org/officeDocument/2006/customXml" ds:itemID="{426BDBE8-ECFA-4AB1-B8A6-59DFF89F6E67}">
-  <ds:schemaRefs>
-    <ds:schemaRef ds:uri="http://schemas.microsoft.com/sharepoint/v3/contenttype/forms"/>
-  </ds:schemaRefs>
-</ds:datastoreItem>
-</file>
-
 <file path=customXml/itemProps3.xml><?xml version="1.0" encoding="utf-8"?>
-<ds:datastoreItem xmlns:ds="http://schemas.openxmlformats.org/officeDocument/2006/customXml" ds:itemID="{39AF7F15-7005-49FD-B3A8-3B0732C51104}">
-  <ds:schemaRefs>
-    <ds:schemaRef ds:uri="http://schemas.microsoft.com/office/2006/metadata/properties"/>
-    <ds:schemaRef ds:uri="http://schemas.microsoft.com/office/infopath/2007/PartnerControls"/>
-    <ds:schemaRef ds:uri="5026b323-cfea-4c4f-9f52-472613988a00"/>
-    <ds:schemaRef ds:uri="ee2b10be-b71f-414d-88ac-75beca17c33e"/>
-  </ds:schemaRefs>
-</ds:datastoreItem>
-</file>
-
-<file path=customXml/itemProps4.xml><?xml version="1.0" encoding="utf-8"?>
 <ds:datastoreItem xmlns:ds="http://schemas.openxmlformats.org/officeDocument/2006/customXml" ds:itemID="{CD0208AA-BA1D-45C7-A932-A7B6DC358A1F}">
   <ds:schemaRefs>
     <ds:schemaRef ds:uri="http://schemas.microsoft.com/office/2006/metadata/contentType"/>
@@ -3376,4 +3202,15 @@
     <ds:schemaRef ds:uri="http://schemas.microsoft.com/internal/obd"/>
   </ds:schemaRefs>
 </ds:datastoreItem>
+</file>
+
+<file path=customXml/itemProps4.xml><?xml version="1.0" encoding="utf-8"?>
+<ds:datastoreItem xmlns:ds="http://schemas.openxmlformats.org/officeDocument/2006/customXml" ds:itemID="{39AF7F15-7005-49FD-B3A8-3B0732C51104}">
+  <ds:schemaRefs>
+    <ds:schemaRef ds:uri="http://schemas.microsoft.com/office/2006/metadata/properties"/>
+    <ds:schemaRef ds:uri="http://schemas.microsoft.com/office/infopath/2007/PartnerControls"/>
+    <ds:schemaRef ds:uri="5026b323-cfea-4c4f-9f52-472613988a00"/>
+    <ds:schemaRef ds:uri="ee2b10be-b71f-414d-88ac-75beca17c33e"/>
+  </ds:schemaRefs>
+</ds:datastoreItem>
 </file>